--- a/TrainingDocs/04-Email-Open-Follow-Up-Process.docx
+++ b/TrainingDocs/04-Email-Open-Follow-Up-Process.docx
@@ -1,6 +1,6 @@
 
 <file path=word/document.xml><?xml version="1.0" encoding="utf-8"?>
-<w:document xmlns:wpc="http://schemas.microsoft.com/office/word/2010/wordprocessingCanvas" xmlns:mc="http://schemas.openxmlformats.org/markup-compatibility/2006" xmlns:o="urn:schemas-microsoft-com:office:office" xmlns:r="http://schemas.openxmlformats.org/officeDocument/2006/relationships" xmlns:m="http://schemas.openxmlformats.org/officeDocument/2006/math" xmlns:v="urn:schemas-microsoft-com:vml" xmlns:wp14="http://schemas.microsoft.com/office/word/2010/wordprocessingDrawing" xmlns:wp="http://schemas.openxmlformats.org/drawingml/2006/wordprocessingDrawing" xmlns:w10="urn:schemas-microsoft-com:office:word" xmlns:w="http://schemas.openxmlformats.org/wordprocessingml/2006/main" xmlns:w14="http://schemas.microsoft.com/office/word/2010/wordml" xmlns:wpg="http://schemas.microsoft.com/office/word/2010/wordprocessingGroup" xmlns:wpi="http://schemas.microsoft.com/office/word/2010/wordprocessingInk" xmlns:wne="http://schemas.microsoft.com/office/2006/wordml" xmlns:wps="http://schemas.microsoft.com/office/word/2010/wordprocessingShape" mc:Ignorable="w14 wp14">
+<w:document xmlns:wpc="http://schemas.microsoft.com/office/word/2010/wordprocessingCanvas" xmlns:mc="http://schemas.openxmlformats.org/markup-compatibility/2006" xmlns:o="urn:schemas-microsoft-com:office:office" xmlns:r="http://schemas.openxmlformats.org/officeDocument/2006/relationships" xmlns:m="http://schemas.openxmlformats.org/officeDocument/2006/math" xmlns:v="urn:schemas-microsoft-com:vml" xmlns:wp14="http://schemas.microsoft.com/office/word/2010/wordprocessingDrawing" xmlns:wp="http://schemas.openxmlformats.org/drawingml/2006/wordprocessingDrawing" xmlns:w10="urn:schemas-microsoft-com:office:word" xmlns:w="http://schemas.openxmlformats.org/wordprocessingml/2006/main" xmlns:w14="http://schemas.microsoft.com/office/word/2010/wordml" xmlns:wpg="http://schemas.microsoft.com/office/word/2010/wordprocessingGroup" xmlns:wpi="http://schemas.microsoft.com/office/word/2010/wordprocessingInk" xmlns:wne="http://schemas.microsoft.com/office/word/2006/wordml" xmlns:wps="http://schemas.microsoft.com/office/word/2010/wordprocessingShape" mc:Ignorable="w14 wp14">
   <w:body>
     <w:p>
       <w:pPr>
@@ -33,18 +33,30 @@
     </w:p>
     <w:p/>
     <w:p>
+      <w:pPr>
+        <w:pStyle w:val="ListBullet"/>
+        <w:ind w:left="720" w:hanging="360"/>
+      </w:pPr>
       <w:r>
         <w:t xml:space="preserve">• wait 45 minutes</w:t>
       </w:r>
     </w:p>
     <w:p>
+      <w:pPr>
+        <w:pStyle w:val="ListBullet"/>
+        <w:ind w:left="720" w:hanging="360"/>
+      </w:pPr>
       <w:r>
         <w:t xml:space="preserve">• if they already booked, do nothing</w:t>
       </w:r>
     </w:p>
     <w:p>
-      <w:r>
-        <w:t xml:space="preserve">• if they did not book, assign them to Kevin</w:t>
+      <w:pPr>
+        <w:pStyle w:val="ListBullet"/>
+        <w:ind w:left="720" w:hanging="360"/>
+      </w:pPr>
+      <w:r>
+        <w:t>• if they did not book, assign them to John</w:t>
       </w:r>
     </w:p>
     <w:p/>
@@ -114,34 +126,48 @@
       </w:r>
     </w:p>
     <w:p>
-      <w:r>
-        <w:t xml:space="preserve">• assigns the contact to Kevin</w:t>
-      </w:r>
-    </w:p>
-    <w:p>
-      <w:r>
-        <w:t xml:space="preserve">• assigns or creates the opportunity for Kevin</w:t>
-      </w:r>
-    </w:p>
-    <w:p/>
-    <w:p>
-      <w:pPr>
-        <w:pStyle w:val="Heading2"/>
-      </w:pPr>
-      <w:r>
-        <w:t xml:space="preserve">Kevin</w:t>
-      </w:r>
-    </w:p>
-    <w:p/>
-    <w:p>
-      <w:r>
-        <w:t xml:space="preserve">• Name: Kevin Lagudgud</w:t>
-      </w:r>
-    </w:p>
-    <w:p>
-      <w:r>
-        <w:t xml:space="preserve">• Email: `kevin@livetransparent.com`</w:t>
-      </w:r>
+      <w:pPr>
+        <w:pStyle w:val="ListBullet"/>
+        <w:ind w:left="720" w:hanging="360"/>
+      </w:pPr>
+      <w:r>
+        <w:t>• assigns the contact to John</w:t>
+      </w:r>
+    </w:p>
+    <w:p>
+      <w:pPr>
+        <w:pStyle w:val="ListBullet"/>
+        <w:ind w:left="720" w:hanging="360"/>
+      </w:pPr>
+      <w:r>
+        <w:t>• assigns or creates the opportunity for John</w:t>
+      </w:r>
+    </w:p>
+    <w:p/>
+    <w:p>
+      <w:pPr>
+        <w:pStyle w:val="Heading2"/>
+      </w:pPr>
+      <w:r>
+        <w:t>Current Owner</w:t>
+      </w:r>
+    </w:p>
+    <w:p/>
+    <w:p>
+      <w:pPr>
+        <w:pStyle w:val="ListBullet"/>
+        <w:ind w:left="720" w:hanging="360"/>
+      </w:pPr>
+      <w:r>
+        <w:t>• John</w:t>
+      </w:r>
+    </w:p>
+    <w:p>
+      <w:pPr>
+        <w:pStyle w:val="ListBullet"/>
+        <w:ind w:left="720" w:hanging="360"/>
+      </w:pPr>
+      <w:r/>
     </w:p>
     <w:p/>
     <w:p>
@@ -154,13 +180,21 @@
     </w:p>
     <w:p/>
     <w:p>
-      <w:r>
-        <w:t xml:space="preserve">• `Email Open 3x - Pending Assign`</w:t>
-      </w:r>
-    </w:p>
-    <w:p>
-      <w:r>
-        <w:t xml:space="preserve">• `Email Open 3x - Assigned Kevin`</w:t>
+      <w:pPr>
+        <w:pStyle w:val="ListBullet"/>
+        <w:ind w:left="720" w:hanging="360"/>
+      </w:pPr>
+      <w:r>
+        <w:t xml:space="preserve">• Email Open 3x - Pending Assign</w:t>
+      </w:r>
+    </w:p>
+    <w:p>
+      <w:pPr>
+        <w:pStyle w:val="ListBullet"/>
+        <w:ind w:left="720" w:hanging="360"/>
+      </w:pPr>
+      <w:r>
+        <w:t>• open email 3x</w:t>
       </w:r>
     </w:p>
     <w:p/>
@@ -180,6 +214,10 @@
     </w:p>
     <w:p/>
     <w:p>
+      <w:pPr>
+        <w:pStyle w:val="ListBullet"/>
+        <w:ind w:left="720" w:hanging="360"/>
+      </w:pPr>
       <w:r>
         <w:t xml:space="preserve">• do nothing</w:t>
       </w:r>
@@ -201,28 +239,44 @@
     </w:p>
     <w:p/>
     <w:p>
+      <w:pPr>
+        <w:pStyle w:val="ListBullet"/>
+        <w:ind w:left="720" w:hanging="360"/>
+      </w:pPr>
       <w:r>
         <w:t xml:space="preserve">• A lead with 3 opens may be interested</w:t>
       </w:r>
     </w:p>
     <w:p>
+      <w:pPr>
+        <w:pStyle w:val="ListBullet"/>
+        <w:ind w:left="720" w:hanging="360"/>
+      </w:pPr>
       <w:r>
         <w:t xml:space="preserve">• Check the lead fast</w:t>
       </w:r>
     </w:p>
     <w:p>
+      <w:pPr>
+        <w:pStyle w:val="ListBullet"/>
+        <w:ind w:left="720" w:hanging="360"/>
+      </w:pPr>
       <w:r>
         <w:t xml:space="preserve">• Do not double-work someone who already booked</w:t>
       </w:r>
     </w:p>
     <w:p>
+      <w:pPr>
+        <w:pStyle w:val="ListBullet"/>
+        <w:ind w:left="720" w:hanging="360"/>
+      </w:pPr>
       <w:r>
         <w:t xml:space="preserve">• Look at notes, stage, and next action before making changes</w:t>
       </w:r>
     </w:p>
     <w:sectPr>
       <w:pgSz w:w="12240" w:h="15840"/>
-      <w:pgMar w:top="1440" w:right="1440" w:bottom="1440" w:left="1440" w:header="720" w:footer="720" w:gutter="0"/>
+      <w:pgMar w:top="1440" w:right="1440" w:bottom="1440" w:left="1440" w:header="708" w:footer="708" w:gutter="0"/>
     </w:sectPr>
   </w:body>
 </w:document>
@@ -230,42 +284,73 @@
 
 <file path=word/styles.xml><?xml version="1.0" encoding="utf-8"?>
 <w:styles xmlns:w="http://schemas.openxmlformats.org/wordprocessingml/2006/main">
+  <w:docDefaults>
+    <w:rPrDefault>
+      <w:rPr>
+        <w:rFonts w:ascii="Calibri" w:hAnsi="Calibri"/>
+        <w:sz w:val="22"/>
+        <w:szCs w:val="22"/>
+      </w:rPr>
+    </w:rPrDefault>
+  </w:docDefaults>
   <w:style w:type="paragraph" w:default="1" w:styleId="Normal">
     <w:name w:val="Normal"/>
     <w:qFormat/>
-    <w:rPr>
-      <w:sz w:val="22"/>
-    </w:rPr>
   </w:style>
   <w:style w:type="paragraph" w:styleId="Heading1">
     <w:name w:val="heading 1"/>
     <w:basedOn w:val="Normal"/>
     <w:next w:val="Normal"/>
-    <w:qFormat/>
+    <w:uiPriority w:val="9"/>
+    <w:qFormat/>
+    <w:pPr>
+      <w:spacing w:before="240" w:after="120"/>
+    </w:pPr>
     <w:rPr>
       <w:b/>
       <w:sz w:val="32"/>
+      <w:szCs w:val="32"/>
     </w:rPr>
   </w:style>
   <w:style w:type="paragraph" w:styleId="Heading2">
     <w:name w:val="heading 2"/>
     <w:basedOn w:val="Normal"/>
     <w:next w:val="Normal"/>
-    <w:qFormat/>
+    <w:uiPriority w:val="9"/>
+    <w:qFormat/>
+    <w:pPr>
+      <w:spacing w:before="200" w:after="80"/>
+    </w:pPr>
     <w:rPr>
       <w:b/>
-      <w:sz w:val="28"/>
+      <w:sz w:val="26"/>
+      <w:szCs w:val="26"/>
     </w:rPr>
   </w:style>
   <w:style w:type="paragraph" w:styleId="Heading3">
     <w:name w:val="heading 3"/>
     <w:basedOn w:val="Normal"/>
     <w:next w:val="Normal"/>
-    <w:qFormat/>
+    <w:uiPriority w:val="9"/>
+    <w:qFormat/>
+    <w:pPr>
+      <w:spacing w:before="160" w:after="60"/>
+    </w:pPr>
     <w:rPr>
       <w:b/>
       <w:sz w:val="24"/>
+      <w:szCs w:val="24"/>
     </w:rPr>
+  </w:style>
+  <w:style w:type="paragraph" w:styleId="ListBullet">
+    <w:name w:val="List Bullet"/>
+    <w:basedOn w:val="Normal"/>
+    <w:uiPriority w:val="34"/>
+    <w:qFormat/>
+    <w:pPr>
+      <w:ind w:left="720" w:hanging="360"/>
+      <w:spacing w:after="40"/>
+    </w:pPr>
   </w:style>
 </w:styles>
 </file>